--- a/technijian/Employees/India/HR/restructuring-2026/letters/02-Rajat-Kumar-Mutual-Separation-Agreement.docx
+++ b/technijian/Employees/India/HR/restructuring-2026/letters/02-Rajat-Kumar-Mutual-Separation-Agreement.docx
@@ -477,7 +477,7 @@
           <w:sz w:val="22"/>
           <w:szCs w:val="22"/>
         </w:rPr>
-        <w:t xml:space="preserve">February 2, 2026</w:t>
+        <w:t xml:space="preserve">February 12, 2026</w:t>
       </w:r>
       <w:r>
         <w:rPr>

--- a/technijian/Employees/India/HR/restructuring-2026/letters/02-Rajat-Kumar-Mutual-Separation-Agreement.docx
+++ b/technijian/Employees/India/HR/restructuring-2026/letters/02-Rajat-Kumar-Mutual-Separation-Agreement.docx
@@ -1225,13 +1225,13 @@
             <w:r>
               <w:rPr>
                 <w:rFonts w:ascii="Calibri" w:cs="Calibri" w:eastAsia="Calibri" w:hAnsi="Calibri"/>
-                <w:b/>
-                <w:bCs/>
+                <w:b w:val="false"/>
+                <w:bCs w:val="false"/>
                 <w:color w:val="1A1A2E"/>
                 <w:sz w:val="20"/>
                 <w:szCs w:val="20"/>
               </w:rPr>
-              <w:t xml:space="preserve">TOTAL Separation Consideration (gross)</w:t>
+              <w:t xml:space="preserve">(f) Shift allowance — May 2026 night shifts</w:t>
             </w:r>
           </w:p>
         </w:tc>
@@ -1247,13 +1247,13 @@
             <w:r>
               <w:rPr>
                 <w:rFonts w:ascii="Calibri" w:cs="Calibri" w:eastAsia="Calibri" w:hAnsi="Calibri"/>
-                <w:b/>
-                <w:bCs/>
+                <w:b w:val="false"/>
+                <w:bCs w:val="false"/>
                 <w:color w:val="1A1A2E"/>
                 <w:sz w:val="20"/>
                 <w:szCs w:val="20"/>
               </w:rPr>
-              <w:t xml:space="preserve">Rs. 56,667</w:t>
+              <w:t xml:space="preserve">Rs. 2,700</w:t>
             </w:r>
           </w:p>
         </w:tc>
@@ -1269,13 +1269,72 @@
             <w:r>
               <w:rPr>
                 <w:rFonts w:ascii="Calibri" w:cs="Calibri" w:eastAsia="Calibri" w:hAnsi="Calibri"/>
+                <w:b w:val="false"/>
+                <w:bCs w:val="false"/>
+                <w:color w:val="1A1A2E"/>
+                <w:sz w:val="20"/>
+                <w:szCs w:val="20"/>
+              </w:rPr>
+              <w:t xml:space="preserve">9 full Third-Shift (10:30 PM–7:30 AM) duties worked in May 2026 × Rs. 300/shift per Employee Handbook §3 (Compensation &amp; Benefits) and offer letter cl. 2; earned wage paid in the ordinary course</w:t>
+            </w:r>
+          </w:p>
+        </w:tc>
+      </w:tr>
+      <w:tr>
+        <w:tc>
+          <w:p>
+            <w:pPr>
+              <w:spacing w:after="40" w:before="40"/>
+              <w:jc w:val="left"/>
+            </w:pPr>
+            <w:r>
+              <w:rPr>
+                <w:rFonts w:ascii="Calibri" w:cs="Calibri" w:eastAsia="Calibri" w:hAnsi="Calibri"/>
                 <w:b/>
                 <w:bCs/>
                 <w:color w:val="1A1A2E"/>
                 <w:sz w:val="20"/>
                 <w:szCs w:val="20"/>
               </w:rPr>
-              <w:t xml:space="preserve">Payable June 1, 2026</w:t>
+              <w:t xml:space="preserve">TOTAL Separation Consideration + earned wages (gross)</w:t>
+            </w:r>
+          </w:p>
+        </w:tc>
+        <w:tc>
+          <w:p>
+            <w:pPr>
+              <w:spacing w:after="40" w:before="40"/>
+              <w:jc w:val="left"/>
+            </w:pPr>
+            <w:r>
+              <w:rPr>
+                <w:rFonts w:ascii="Calibri" w:cs="Calibri" w:eastAsia="Calibri" w:hAnsi="Calibri"/>
+                <w:b/>
+                <w:bCs/>
+                <w:color w:val="1A1A2E"/>
+                <w:sz w:val="20"/>
+                <w:szCs w:val="20"/>
+              </w:rPr>
+              <w:t xml:space="preserve">Rs. 59,367</w:t>
+            </w:r>
+          </w:p>
+        </w:tc>
+        <w:tc>
+          <w:p>
+            <w:pPr>
+              <w:spacing w:after="40" w:before="40"/>
+              <w:jc w:val="left"/>
+            </w:pPr>
+            <w:r>
+              <w:rPr>
+                <w:rFonts w:ascii="Calibri" w:cs="Calibri" w:eastAsia="Calibri" w:hAnsi="Calibri"/>
+                <w:b/>
+                <w:bCs/>
+                <w:color w:val="1A1A2E"/>
+                <w:sz w:val="20"/>
+                <w:szCs w:val="20"/>
+              </w:rPr>
+              <w:t xml:space="preserve">Payable June 1, 2026 (less applicable TDS)</w:t>
             </w:r>
           </w:p>
         </w:tc>
@@ -1392,6 +1451,51 @@
     </w:p>
     <w:p>
       <w:pPr>
+        <w:spacing w:after="160" w:before="0"/>
+        <w:jc w:val="left"/>
+      </w:pPr>
+      <w:r>
+        <w:rPr>
+          <w:rFonts w:ascii="Calibri" w:cs="Calibri" w:eastAsia="Calibri" w:hAnsi="Calibri"/>
+          <w:b w:val="false"/>
+          <w:bCs w:val="false"/>
+          <w:i w:val="false"/>
+          <w:iCs w:val="false"/>
+          <w:color w:val="59595B"/>
+          <w:sz w:val="22"/>
+          <w:szCs w:val="22"/>
+        </w:rPr>
+        <w:t xml:space="preserve">2.04  </w:t>
+      </w:r>
+      <w:r>
+        <w:rPr>
+          <w:rFonts w:ascii="Calibri" w:cs="Calibri" w:eastAsia="Calibri" w:hAnsi="Calibri"/>
+          <w:b/>
+          <w:bCs/>
+          <w:i w:val="false"/>
+          <w:iCs w:val="false"/>
+          <w:color w:val="1A1A2E"/>
+          <w:sz w:val="22"/>
+          <w:szCs w:val="22"/>
+        </w:rPr>
+        <w:t xml:space="preserve">Shift allowance (clause 2.01(f))</w:t>
+      </w:r>
+      <w:r>
+        <w:rPr>
+          <w:rFonts w:ascii="Calibri" w:cs="Calibri" w:eastAsia="Calibri" w:hAnsi="Calibri"/>
+          <w:b w:val="false"/>
+          <w:bCs w:val="false"/>
+          <w:i w:val="false"/>
+          <w:iCs w:val="false"/>
+          <w:color w:val="59595B"/>
+          <w:sz w:val="22"/>
+          <w:szCs w:val="22"/>
+        </w:rPr>
+        <w:t xml:space="preserve"> represents the night-shift (Third Shift, 10:30 PM to 7:30 AM) allowance of Rs. 300 per full shift under the Employee Handbook (Compensation &amp; Benefits, §3) and clause 2 of the Employee's offer letter, for the 9 full Third-Shift duties worked by the Employee during May 2026 as confirmed against the shift roster and attendance records (Rs. 2,700 in total). This is an earned wage payable through the May 2026 payroll in the ordinary course; it is in addition to, and not in substitution for, any other component of the Separation Consideration, and is not affected by the release in §4.01. Should the Employee work any further full Third- or Second-Shift duties in May 2026 prior to the date of execution of this Agreement, those shall likewise be paid at the applicable Handbook rate.</w:t>
+      </w:r>
+    </w:p>
+    <w:p>
+      <w:pPr>
         <w:spacing w:after="200" w:before="0"/>
         <w:jc w:val="left"/>
       </w:pPr>
@@ -1406,7 +1510,7 @@
           <w:sz w:val="22"/>
           <w:szCs w:val="22"/>
         </w:rPr>
-        <w:t xml:space="preserve">2.04  </w:t>
+        <w:t xml:space="preserve">2.05  </w:t>
       </w:r>
       <w:r>
         <w:rPr>
@@ -1715,7 +1819,7 @@
           <w:sz w:val="22"/>
           <w:szCs w:val="22"/>
         </w:rPr>
-        <w:t xml:space="preserve">(a) Any unpaid wages, allowances, bonus, incentive, leave encashment, gratuity, retrenchment compensation, notice pay, or any other monetary entitlement;</w:t>
+        <w:t xml:space="preserve">(a) Any unpaid wages, allowances, bonus, incentive, leave encashment, gratuity, retrenchment compensation, notice pay, or any other monetary entitlement; provided, however, that this clause shall NOT release or extinguish the Employee’s entitlement to the shift allowances described in clause 2.01(f) and clause 2.04 above, which are payable in addition to, and independently of, the Separation Consideration;</w:t>
       </w:r>
     </w:p>
     <w:p>
